--- a/klima/download/studien-aktuell.docx
+++ b/klima/download/studien-aktuell.docx
@@ -62,7 +62,7 @@
           <w:color w:val="666666"/>
           <w:sz w:val="18"/>
         </w:rPr>
-        <w:t>Stand: 05.10.2026  |  6 Studien  |  klima.m-vf.de</w:t>
+        <w:t>Stand: 23.10.2026  |  5 Studien  |  klima.m-vf.de</w:t>
       </w:r>
     </w:p>
     <w:p>
@@ -70,7 +70,7 @@
         <w:pStyle w:val="Heading1"/>
       </w:pPr>
       <w:r>
-        <w:t>Aufgenommen am 05.10.2026</w:t>
+        <w:t>Aufgenommen am 23.10.2026</w:t>
       </w:r>
     </w:p>
     <w:p>
@@ -78,7 +78,7 @@
         <w:pStyle w:val="Heading2"/>
       </w:pPr>
       <w:r>
-        <w:t>Luftverschmutzung und Mikrobiom: Ökologische Assoziationen mit Stoffwechselmarkern</w:t>
+        <w:t>PM₂,₅-Exposition erhöht Sterblichkeit bei älteren Menschen in Beijing</w:t>
       </w:r>
     </w:p>
     <w:p>
@@ -88,12 +88,12 @@
           <w:color w:val="666666"/>
           <w:sz w:val="18"/>
         </w:rPr>
-        <w:t>Kriti M et al.  ·  Front Public Health  ·  14.09.2026  ·  PMID 42807430</w:t>
+        <w:t>Wan YH et al.  ·  Zhonghua Liu Xing Bing Xue Za Zhi  ·  10.10.2026  ·  PMID 42907183</w:t>
       </w:r>
     </w:p>
     <w:p>
       <w:r>
-        <w:t>Querschnittsstudie zu räumlichen Zusammenhängen zwischen Luftschadstoffen (NOx, PM2.5, PM10), Darm-Mikrobiom und Typ-2-Diabetes-Markern in drei urbanen Regionen Indiens.</w:t>
+        <w:t>Kohortenstudie mit 3.472 älteren Stadtbewohnern in Beijing analysierte Assoziationen zwischen Feinstaubexposition (2010–2014) und all-cause sowie kardiovaskulärer Mortalität mit Analyse von Interaktionen mit körperlicher Aktivität.</w:t>
       </w:r>
     </w:p>
     <w:p>
@@ -104,7 +104,7 @@
         <w:t xml:space="preserve">Ergebnis: </w:t>
       </w:r>
       <w:r>
-        <w:t>NOx korrelierte positiv mit Glykämie-Indizes (r positiv). PM2.5 und PM10 zeigten inkonsistente Assoziationen mit Stoffwechselmarkern. Mikrobiom-Unterschiede zwischen Standorten waren meist nicht statistisch signifikant nach Korrektur für multiples Testen. Die Ergebnisse sind deskriptiv und hypothesengenerierend, nicht kausal.</w:t>
+        <w:t>Jede 1 μg/m³ PM₂,₅-Steigerung erhöhte All-cause-Mortalitätsrisiko um 5,3 % (HR=1,053; 95%-KI: 1,026–1,080) und kardiovaskuläres Risiko um 4,6 % (HR=1,046; 95%-KI: 1,001–1,100). Ohne Außenaktivität: 8,7 % Risikoerhöhung; mit regelmäßiger Aktivität: nur 2,6 % Erhöhung. Mittlere PM₂,₅-Konzentration war 79,80 μg/m³ (WHO-Grenzwert: 35 μg/m³).</w:t>
       </w:r>
     </w:p>
     <w:p>
@@ -119,7 +119,7 @@
         <w:rPr>
           <w:sz w:val="19"/>
         </w:rPr>
-        <w:t>Nur bedingt übertragbar: Ecological Study mit Standort-Level statt Individual-Exposition; tropisches Klima.</w:t>
+        <w:t>China, gemäßigte Zone; Dosis-Wirkungs-Beziehung erkennbar, absolute Schwellenwerte nicht auf Deutschland übertragbar</w:t>
       </w:r>
     </w:p>
     <w:p>
@@ -128,7 +128,7 @@
           <w:color w:val="5A7D3A"/>
           <w:sz w:val="18"/>
         </w:rPr>
-        <w:t>https://pubmed.ncbi.nlm.nih.gov/42807430/</w:t>
+        <w:t>https://pubmed.ncbi.nlm.nih.gov/42907183/</w:t>
       </w:r>
     </w:p>
     <w:p>
@@ -136,7 +136,7 @@
         <w:pStyle w:val="Heading2"/>
       </w:pPr>
       <w:r>
-        <w:t>Wohnungslüftung und Luftreinigung für Asthmakontolle: AIRVAC-Studienprotokoll</w:t>
+        <w:t>Klimastress und Infektionen gefährden Arbeiter in Niedriglohnländern</w:t>
       </w:r>
     </w:p>
     <w:p>
@@ -146,12 +146,12 @@
           <w:color w:val="666666"/>
           <w:sz w:val="18"/>
         </w:rPr>
-        <w:t>Kang I et al.  ·  PLoS One  ·  25.09.2026  ·  PMID 42789537</w:t>
+        <w:t>Odud MA et al.  ·  PLoS One  ·  21.10.2026  ·  PMID 42905761</w:t>
       </w:r>
     </w:p>
     <w:p>
       <w:r>
-        <w:t>Randomisierte kontrollierte Studie (RCT) mit vier Armen (Wärmerückgewinnungslüfter aktiv/sham, tragbare Luftreiniger aktiv/sham) zur Wirkung auf Innenraumluftqualität, Schimmelpilze und Asthmaergebnisse bei Kindern und Erwachsenen in der Region Dallas-Fort Worth.</w:t>
+        <w:t>Scoping Review (PRISMA-ScR; 10 von 612 geprüften Quellen) untersuchte Konvergenz von klimabezogenen und infektionsbezogenen Stressoren und deren Auswirkungen auf Arbeiter in Hochrisikoberufen (2020–2025).</w:t>
       </w:r>
     </w:p>
     <w:p>
@@ -162,7 +162,7 @@
         <w:t xml:space="preserve">Ergebnis: </w:t>
       </w:r>
       <w:r>
-        <w:t>Studienprotokoll (noch nicht abgeschlossen). Geplante Primäroutcomes: Asthmakontrolle; Sekundär: Lungenfunktion, Lebensqualität, Stress, Schlaf. Umwelterfassungen: PM, NO₂, CO, VOCs, Temperatur, Feuchte, Schimmelpilze mit Low-Cost- und Research-Grade-Sensoren in &gt;80 Haushalten, 1-jährige Vor- und 1-jährige Nachintervention.</w:t>
+        <w:t>Klima- und Infektionsstressoren verstärken sich gegenseitig und erhöhen physische, umweltbezogene und psychosoziale Belastungen. Besonders gefährdet: Migrantenarbeiter, informal Beschäftigte, Niedrigeinkommensgruppen, Ältere, Frauen und Saisonarbeiter. Nur 9 % der Studien beinhalteten Schutzmaßnahmen; fragmentierte Politikansätze.</w:t>
       </w:r>
     </w:p>
     <w:p>
@@ -177,7 +177,7 @@
         <w:rPr>
           <w:sz w:val="19"/>
         </w:rPr>
-        <w:t>USA (Texas), aber Indoor-Luftqualität- und Asthma-Methodik übertragbar; Ergebnisse ausstehend.</w:t>
+        <w:t>Globale Perspektive; Vulnerabilitätsmuster und integrierte Ansätze methodisch übertragbar auf Deutschland</w:t>
       </w:r>
     </w:p>
     <w:p>
@@ -186,7 +186,7 @@
           <w:color w:val="5A7D3A"/>
           <w:sz w:val="18"/>
         </w:rPr>
-        <w:t>https://pubmed.ncbi.nlm.nih.gov/42789537/</w:t>
+        <w:t>https://pubmed.ncbi.nlm.nih.gov/42905761/</w:t>
       </w:r>
     </w:p>
     <w:p>
@@ -194,7 +194,7 @@
         <w:pStyle w:val="Heading2"/>
       </w:pPr>
       <w:r>
-        <w:t>Klimawandel und Onkologie-Pflegeleistungen: Rolle der Nurse Navigator</w:t>
+        <w:t>Innenraumhitze erhöht Mortalitätsrisiko stärker als Außentemperatur</w:t>
       </w:r>
     </w:p>
     <w:p>
@@ -204,12 +204,12 @@
           <w:color w:val="666666"/>
           <w:sz w:val="18"/>
         </w:rPr>
-        <w:t>Lai WT et al.  ·  Hu Li Za Zhi  ·  Okt. 2026  ·  PMID 42772917</w:t>
+        <w:t>Ibbetson A et al.  ·  Risk Anal  ·  Nov. 2026  ·  PMID 42904486</w:t>
       </w:r>
     </w:p>
     <w:p>
       <w:r>
-        <w:t>Qualitative Analyse der Auswirkungen von Klimawandel auf Krebsrisiken und Kontinuität der Krebsbehandlung; Transformation der Rolle von Oncology Nurse Navigators für klimaadaptive Versorgung.</w:t>
+        <w:t>Mathematische Modellierungsstudie entwickelt neuartigen Ansatz zur Abbildung von Innenraumhitze-Mortalitäts-Beziehungen auf Basis epidemiologischer Außentemperatur-Daten unter Berücksichtigung der Gebäudedämmung.</w:t>
       </w:r>
     </w:p>
     <w:p>
@@ -220,7 +220,7 @@
         <w:t xml:space="preserve">Ergebnis: </w:t>
       </w:r>
       <w:r>
-        <w:t>Kernaussagen: Klimawandel formt Verteilung von Krebsrisiken und erhöht Vulnerabilität von Behandlungssicherheit durch multiple Umweltpfade. Extreme Wetterereignisse verursachen akute Behandlungsunterbrechungen; chronische Instabilität führt zu Verzögerungen, interregionalen Überweisungen und psychischer Belastung. Nurse Navigators benötigen Vulnerabilitätsbewertung, klimasensible klinische Urteile, Telehealth-Kompetenz und Cross-Sector-Governance. Empfehlung: messbare Kompetenzmodule in Ausbildung integrieren.</w:t>
+        <w:t>Modell zeigt, dass Änderungen der Innenraumtemperatur stärkere Mortalitätsveränderungen bewirken als gleiche Außentemperaturänderungen. Dies liegt an der modifizierenden Wirkung von Gebäuden auf die Temperaturexposition und hat Implikationen für die Bewertung von Gesundheitseffekten bei Innenraum-Hitzeexposition.</w:t>
       </w:r>
     </w:p>
     <w:p>
@@ -235,7 +235,7 @@
         <w:rPr>
           <w:sz w:val="19"/>
         </w:rPr>
-        <w:t>Taiwan, aber Struktur und Vulnerabilität-Assessment übertragbar auf deutsches Gesundheitswesen; Klimazonen-Unterschiede gering.</w:t>
+        <w:t>Großbritannien; theoretischer Rahmen universal, gebäudespezifische Parameter müssen für Deutschland angepasst werden</w:t>
       </w:r>
     </w:p>
     <w:p>
@@ -244,7 +244,7 @@
           <w:color w:val="5A7D3A"/>
           <w:sz w:val="18"/>
         </w:rPr>
-        <w:t>https://pubmed.ncbi.nlm.nih.gov/42772917/</w:t>
+        <w:t>https://pubmed.ncbi.nlm.nih.gov/42904486/</w:t>
       </w:r>
     </w:p>
     <w:p>
@@ -252,7 +252,7 @@
         <w:pStyle w:val="Heading2"/>
       </w:pPr>
       <w:r>
-        <w:t>Luftverschmutzung und chronische Atemwegserkrankungen: Epidemiologische Übersicht</w:t>
+        <w:t>Extremtemperaturen erhöhen Arbeitsunfälle in lateinamerikanischer Metropole</w:t>
       </w:r>
     </w:p>
     <w:p>
@@ -262,12 +262,12 @@
           <w:color w:val="666666"/>
           <w:sz w:val="18"/>
         </w:rPr>
-        <w:t>Jo YS et al.  ·  Korean J Intern Med  ·  01.09.2026  ·  PMID 42754519</w:t>
+        <w:t>Vilasau R et al.  ·  Environ Res  ·  15.11.2026  ·  PMID 42838200</w:t>
       </w:r>
     </w:p>
     <w:p>
       <w:r>
-        <w:t>Narrative Übersichtsarbeit zu epidemiologischen Belegen für Assoziationen zwischen Outdoor- und Indoor-Luftschadstoffen und Inzidenz, Progression, Mortalität von Asthma, COPD, Lungenfibrose und Lungenkrebs.</w:t>
+        <w:t>Fallüberkreuzungs-Studie mit 603.676 Arbeitsunfällen in Santiago untersuchte Hitzewellen- und Kälteeffekte auf Verletzungsrisiken in verschiedenen Wirtschaftssektoren (2012–2019).</w:t>
       </w:r>
     </w:p>
     <w:p>
@@ -278,7 +278,7 @@
         <w:t xml:space="preserve">Ergebnis: </w:t>
       </w:r>
       <w:r>
-        <w:t>Luftschadstoffe (Feinstaub, Ozon, NO₂, SO₂) sind etablierte Risikofaktoren für Entwicklung, Exazerbation und Mortalität chronischer Atemwegserkrankungen. Nicht-pharmakologische Interventionen zur Expositionsreduktion auf Individual- und gesellschaftlicher Ebene diskutiert. Konkrete Effektgrößen im Text nicht systematisch quantifiziert; Kernaussage: integrierte Anstrengungen zur Verbesserung der Luftqualität erforderlich.</w:t>
+        <w:t>Extreme Hitze erhöhte das Verletzungsrisiko im Hotel-Sektor (RR=1,36; 95%-KI: 1,09–1,70) und Verkehr (RR=1,25; 95%-KI: 1,02–1,53). Extreme Kälte erhöhte Risiko in Industrie (RR=1,18; 95%-KI: 1,06–1,32) und Bau (RR=1,12; 95%-KI: 1,02–1,24). Insgesamt 5.542 Verletzungen waren auf nicht-optimale Temperaturen zurückzuführen.</w:t>
       </w:r>
     </w:p>
     <w:p>
@@ -293,7 +293,7 @@
         <w:rPr>
           <w:sz w:val="19"/>
         </w:rPr>
-        <w:t>Südkorea, gemäßigte Klimazone; Mechanismen und Risikogruppen für Deutschland relevant; absolute Schwellenwerte nicht direkt übertragbar.</w:t>
+        <w:t>Südamerika, temperate Zone; Methodik und Sektor-Differenzierung übertragbar, absolute Schwellenwerte nicht</w:t>
       </w:r>
     </w:p>
     <w:p>
@@ -302,7 +302,7 @@
           <w:color w:val="5A7D3A"/>
           <w:sz w:val="18"/>
         </w:rPr>
-        <w:t>https://pubmed.ncbi.nlm.nih.gov/42754519/</w:t>
+        <w:t>https://pubmed.ncbi.nlm.nih.gov/42838200/</w:t>
       </w:r>
     </w:p>
     <w:p>
@@ -310,7 +310,7 @@
         <w:pStyle w:val="Heading2"/>
       </w:pPr>
       <w:r>
-        <w:t>Luftqualitätsgewinne und Sterblichkeit durch Clean-Heating in Nordchina</w:t>
+        <w:t>Wüstenstaub und Hitze verschlechtern Lungenfunktion bei Kindern mit Asthma</w:t>
       </w:r>
     </w:p>
     <w:p>
@@ -320,12 +320,12 @@
           <w:color w:val="666666"/>
           <w:sz w:val="18"/>
         </w:rPr>
-        <w:t>Bao JL et al.  ·  J Environ Manage  ·  15.09.2026  ·  PMID 42748737</w:t>
+        <w:t>Qian Y et al.  ·  Environ Res  ·  15.11.2026  ·  PMID 42838195</w:t>
       </w:r>
     </w:p>
     <w:p>
       <w:r>
-        <w:t>Evaluation von 88 Clean-Heating-Pilotprogrammen in Nordchina (2013–2023) mit Synthetic-Control-Methode, Wetter-Normalisierung und attributablen Todesfällen.</w:t>
+        <w:t>Sekundäranalyse untersuchte Assoziationen zwischen Wüstenstaubexposition, Temperatur und Lungenfunktion bei 135 asthmatischen Kindern in Zypern und Kreta während der Staubsaison 2019 und 2021.</w:t>
       </w:r>
     </w:p>
     <w:p>
@@ -336,7 +336,7 @@
         <w:t xml:space="preserve">Ergebnis: </w:t>
       </w:r>
       <w:r>
-        <w:t>PM2.5-Reduktion im Heizsaison-Mittel: -3,01 μg/m³; P95: -5,76 μg/m³; P99: -5,96 μg/m³; -7,92 Überschreitungstage pro Saison. Geschätzte Vermeidung von 12.454 PM2.5-attributierten Todesfällen (95%-KI 8.564–16.222) an Verbesserungstagen. 88,9 % der Gewinne in Kohorten 2017/2018; 56,2 % in den Top-10 der Städte konzentriert.</w:t>
+        <w:t>Kumulativer Wüstenstaub war mit -3,52 mL (95%-KI: -5,90, -1,14) FEV₁-Abnahme pro Staubtag verbunden. Temperaturanstieg um 5 °C war mit -19,77 mL FEV₁-Abnahme (95%-KI: -37,91, -1,63) und -0,81 % FEV₁/FVC-Reduktion (95%-KI: -1,36, -0,25) assoziiert. Sowohl Staubexposition als auch Hitze zeigten inverse Assoziationen mit Lungenfunktionsparametern.</w:t>
       </w:r>
     </w:p>
     <w:p>
@@ -351,7 +351,7 @@
         <w:rPr>
           <w:sz w:val="19"/>
         </w:rPr>
-        <w:t>Nur bedingt: China-spezifische Heizmethoden und Basislastniveaus; Methodik der Verteilungsanalyse für Deutschland nutzbar.</w:t>
+        <w:t>Südeuropa; Klimazone und Expositionspathways relevant für Mittelmeerregion, Übertragung auf Deutschland begrenzt</w:t>
       </w:r>
     </w:p>
     <w:p>
@@ -360,65 +360,7 @@
           <w:color w:val="5A7D3A"/>
           <w:sz w:val="18"/>
         </w:rPr>
-        <w:t>https://pubmed.ncbi.nlm.nih.gov/42748737/</w:t>
-      </w:r>
-    </w:p>
-    <w:p>
-      <w:pPr>
-        <w:pStyle w:val="Heading2"/>
-      </w:pPr>
-      <w:r>
-        <w:t>Duftstoffe in Raumsprays: Konzentrationen, Mischungsmuster und Inhalationsrisiken</w:t>
-      </w:r>
-    </w:p>
-    <w:p>
-      <w:r>
-        <w:rPr>
-          <w:i/>
-          <w:color w:val="666666"/>
-          <w:sz w:val="18"/>
-        </w:rPr>
-        <w:t>Lee HS et al.  ·  Environ Int  ·  22.08.2026  ·  PMID 42641348</w:t>
-      </w:r>
-    </w:p>
-    <w:p>
-      <w:r>
-        <w:t>Vergleichende Analyse von 58 Duftstoffen in 50 südkoreanischen und 41 europäischen Raumsprays mittels Gaschromatographie-Massenspektrometrie und Risikobewertung.</w:t>
-      </w:r>
-    </w:p>
-    <w:p>
-      <w:r>
-        <w:rPr>
-          <w:b/>
-        </w:rPr>
-        <w:t xml:space="preserve">Ergebnis: </w:t>
-      </w:r>
-      <w:r>
-        <w:t>Linalool dominant (32 % Südkorea, 27 % Europa). Vier Stoffe (Campher, Linalylacetat, α-Hexylcinnamaldehyd, Lilial) überschritten Sicherheitsschwelle in Tier-1-Assessment (HQ &gt; 1), aber nicht in realistischen Tier-2-Szenarien (HQ &lt; 1). Regionale Unterschiede in Duftkombinationen (r Häufigkeiten = 0,87; Konzentrationen r = 0,59).</w:t>
-      </w:r>
-    </w:p>
-    <w:p>
-      <w:r>
-        <w:rPr>
-          <w:b/>
-          <w:sz w:val="19"/>
-        </w:rPr>
-        <w:t xml:space="preserve">Übertragbarkeit: </w:t>
-      </w:r>
-      <w:r>
-        <w:rPr>
-          <w:sz w:val="19"/>
-        </w:rPr>
-        <w:t>Deutschland, Niederlande: europäische Formulierungen direkt übertragbar; Inhalationsexposition vergleichbar.</w:t>
-      </w:r>
-    </w:p>
-    <w:p>
-      <w:r>
-        <w:rPr>
-          <w:color w:val="5A7D3A"/>
-          <w:sz w:val="18"/>
-        </w:rPr>
-        <w:t>https://pubmed.ncbi.nlm.nih.gov/42641348/</w:t>
+        <w:t>https://pubmed.ncbi.nlm.nih.gov/42838195/</w:t>
       </w:r>
     </w:p>
     <w:sectPr>

--- a/klima/download/studien-aktuell.docx
+++ b/klima/download/studien-aktuell.docx
@@ -62,7 +62,7 @@
           <w:color w:val="666666"/>
           <w:sz w:val="18"/>
         </w:rPr>
-        <w:t>Stand: 23.10.2026  |  5 Studien  |  klima.m-vf.de</w:t>
+        <w:t>Stand: 24.10.2026  |  5 Studien  |  klima.m-vf.de</w:t>
       </w:r>
     </w:p>
     <w:p>
@@ -70,7 +70,7 @@
         <w:pStyle w:val="Heading1"/>
       </w:pPr>
       <w:r>
-        <w:t>Aufgenommen am 23.10.2026</w:t>
+        <w:t>Aufgenommen am 24.10.2026</w:t>
       </w:r>
     </w:p>
     <w:p>
@@ -78,7 +78,7 @@
         <w:pStyle w:val="Heading2"/>
       </w:pPr>
       <w:r>
-        <w:t>PM₂,₅-Exposition erhöht Sterblichkeit bei älteren Menschen in Beijing</w:t>
+        <w:t>Waldbrände, Nahrungsunsicherheit und sexuelle Gesundheit von Jugendlichen in der kanadischen Arktis</w:t>
       </w:r>
     </w:p>
     <w:p>
@@ -88,12 +88,12 @@
           <w:color w:val="666666"/>
           <w:sz w:val="18"/>
         </w:rPr>
-        <w:t>Wan YH et al.  ·  Zhonghua Liu Xing Bing Xue Za Zhi  ·  10.10.2026  ·  PMID 42907183</w:t>
+        <w:t>Logie CH et al.  ·  J Int Assoc Provid AIDS Care  ·  22.10.2026  ·  PMID 42912890</w:t>
       </w:r>
     </w:p>
     <w:p>
       <w:r>
-        <w:t>Kohortenstudie mit 3.472 älteren Stadtbewohnern in Beijing analysierte Assoziationen zwischen Feinstaubexposition (2010–2014) und all-cause sowie kardiovaskulärer Mortalität mit Analyse von Interaktionen mit körperlicher Aktivität.</w:t>
+        <w:t>Strukturgleichungsmodell-Analyse bei 290 Jugendlichen (13–18 Jahre) in 12 Gemeinden der Nordwest-Territorien zur indirekten Assoziation zwischen Waldbrand-Traumaexposition, Nahrungsunsicherheit, Selbstwertgefühl und Kondomgebrauchssicherheit.</w:t>
       </w:r>
     </w:p>
     <w:p>
@@ -104,7 +104,7 @@
         <w:t xml:space="preserve">Ergebnis: </w:t>
       </w:r>
       <w:r>
-        <w:t>Jede 1 μg/m³ PM₂,₅-Steigerung erhöhte All-cause-Mortalitätsrisiko um 5,3 % (HR=1,053; 95%-KI: 1,026–1,080) und kardiovaskuläres Risiko um 4,6 % (HR=1,046; 95%-KI: 1,001–1,100). Ohne Außenaktivität: 8,7 % Risikoerhöhung; mit regelmäßiger Aktivität: nur 2,6 % Erhöhung. Mittlere PM₂,₅-Konzentration war 79,80 μg/m³ (WHO-Grenzwert: 35 μg/m³).</w:t>
+        <w:t>Höhere Waldbrand-Traumaexposition war mit erhöhter Nahrungsunsicherheit und niedrigerem Selbstwertgefühl assoziiert. Waldbrand-Exposition und Nahrungsunsicherheit waren indirekt (über Selbstwertgefühl) mit niedrigerer Kondomgebrauchssicherheit assoziiert. Direkter Effekt nicht signifikant.</w:t>
       </w:r>
     </w:p>
     <w:p>
@@ -119,7 +119,7 @@
         <w:rPr>
           <w:sz w:val="19"/>
         </w:rPr>
-        <w:t>China, gemäßigte Zone; Dosis-Wirkungs-Beziehung erkennbar, absolute Schwellenwerte nicht auf Deutschland übertragbar</w:t>
+        <w:t>Kanada, gemäßigte/arktische Klimazone; Methode der Intersektionalität und sozialen Determinanten übertragbar</w:t>
       </w:r>
     </w:p>
     <w:p>
@@ -128,7 +128,7 @@
           <w:color w:val="5A7D3A"/>
           <w:sz w:val="18"/>
         </w:rPr>
-        <w:t>https://pubmed.ncbi.nlm.nih.gov/42907183/</w:t>
+        <w:t>https://pubmed.ncbi.nlm.nih.gov/42912890/</w:t>
       </w:r>
     </w:p>
     <w:p>
@@ -136,7 +136,7 @@
         <w:pStyle w:val="Heading2"/>
       </w:pPr>
       <w:r>
-        <w:t>Klimastress und Infektionen gefährden Arbeiter in Niedriglohnländern</w:t>
+        <w:t>Wissenslücken zu Hitzeerkrankungen bei Schülern trotz hoher Awareness</w:t>
       </w:r>
     </w:p>
     <w:p>
@@ -146,12 +146,12 @@
           <w:color w:val="666666"/>
           <w:sz w:val="18"/>
         </w:rPr>
-        <w:t>Odud MA et al.  ·  PLoS One  ·  21.10.2026  ·  PMID 42905761</w:t>
+        <w:t>Matsuo H et al.  ·  Int J Biometeorol  ·  22.10.2026  ·  PMID 42911282</w:t>
       </w:r>
     </w:p>
     <w:p>
       <w:r>
-        <w:t>Scoping Review (PRISMA-ScR; 10 von 612 geprüften Quellen) untersuchte Konvergenz von klimabezogenen und infektionsbezogenen Stressoren und deren Auswirkungen auf Arbeiter in Hochrisikoberufen (2020–2025).</w:t>
+        <w:t>Querschnittbefragung von 1.179 japanischen Schülern (7.–10. Klasse) zur Erkennung von Hitzekrankheitstypen und Symptomen trotz bekannten Terminus.</w:t>
       </w:r>
     </w:p>
     <w:p>
@@ -162,7 +162,7 @@
         <w:t xml:space="preserve">Ergebnis: </w:t>
       </w:r>
       <w:r>
-        <w:t>Klima- und Infektionsstressoren verstärken sich gegenseitig und erhöhen physische, umweltbezogene und psychosoziale Belastungen. Besonders gefährdet: Migrantenarbeiter, informal Beschäftigte, Niedrigeinkommensgruppen, Ältere, Frauen und Saisonarbeiter. Nur 9 % der Studien beinhalteten Schutzmaßnahmen; fragmentierte Politikansätze.</w:t>
+        <w:t>Nahezu alle Schüler kannten den Begriff „exertional heat illness</w:t>
       </w:r>
     </w:p>
     <w:p>
@@ -177,7 +177,7 @@
         <w:rPr>
           <w:sz w:val="19"/>
         </w:rPr>
-        <w:t>Globale Perspektive; Vulnerabilitätsmuster und integrierte Ansätze methodisch übertragbar auf Deutschland</w:t>
+        <w:t>Ergebnis besagt aber dass nur 1,9% der Mittelschüler (3,1% Gymnasiasten) Hitzesynkope korrekt den Symptomen zuordneten; bei Hitzeerschöpfung 4,1% (7,9%); bei Hitzschlag 0,4% (0,5%). Klare Diskrepanz zwischen wahrgenommenem und tatsächlichem Wissen.Vulnerabilitätsgruppen und Prävention, schulische Gesundheitskommunikation relevant für Deutschland</w:t>
       </w:r>
     </w:p>
     <w:p>
@@ -186,7 +186,7 @@
           <w:color w:val="5A7D3A"/>
           <w:sz w:val="18"/>
         </w:rPr>
-        <w:t>https://pubmed.ncbi.nlm.nih.gov/42905761/</w:t>
+        <w:t>https://pubmed.ncbi.nlm.nih.gov/42911282/</w:t>
       </w:r>
     </w:p>
     <w:p>
@@ -194,7 +194,7 @@
         <w:pStyle w:val="Heading2"/>
       </w:pPr>
       <w:r>
-        <w:t>Innenraumhitze erhöht Mortalitätsrisiko stärker als Außentemperatur</w:t>
+        <w:t>Extreme Hitze und Demenzrisiko: Soziale Ungleichheit verstärkt Effekt</w:t>
       </w:r>
     </w:p>
     <w:p>
@@ -204,12 +204,12 @@
           <w:color w:val="666666"/>
           <w:sz w:val="18"/>
         </w:rPr>
-        <w:t>Ibbetson A et al.  ·  Risk Anal  ·  Nov. 2026  ·  PMID 42904486</w:t>
+        <w:t>Choi EY et al.  ·  Alzheimers Dement  ·  Okt. 2026  ·  PMID 42910638</w:t>
       </w:r>
     </w:p>
     <w:p>
       <w:r>
-        <w:t>Mathematische Modellierungsstudie entwickelt neuartigen Ansatz zur Abbildung von Innenraumhitze-Mortalitäts-Beziehungen auf Basis epidemiologischer Außentemperatur-Daten unter Berücksichtigung der Gebäudedämmung.</w:t>
+        <w:t>20-jähriges Kohorten-Follow-up mit 28.512 älteren US-Amerikanern zur Assoziation zwischen Außentemperatur und Demenzinzidenz, stratifiziert nach sozioökonomischem Status.</w:t>
       </w:r>
     </w:p>
     <w:p>
@@ -220,7 +220,7 @@
         <w:t xml:space="preserve">Ergebnis: </w:t>
       </w:r>
       <w:r>
-        <w:t>Modell zeigt, dass Änderungen der Innenraumtemperatur stärkere Mortalitätsveränderungen bewirken als gleiche Außentemperaturänderungen. Dies liegt an der modifizierenden Wirkung von Gebäuden auf die Temperaturexposition und hat Implikationen für die Bewertung von Gesundheitseffekten bei Innenraum-Hitzeexposition.</w:t>
+        <w:t>Personen mit hoher Belastung durch Extremhitze (≥7,2 Tage/Jahr ≥39,4°C) hatten 23% erhöhtes Demenzrisiko (95% KI: 1,08–1,40) versus niedriger Belastung. In sozioökonomisch benachteiligten Gegenden und Gebieten mit niedriger Klimaanlageausstattung waren Assoziationen deutlich stärker.</w:t>
       </w:r>
     </w:p>
     <w:p>
@@ -235,7 +235,7 @@
         <w:rPr>
           <w:sz w:val="19"/>
         </w:rPr>
-        <w:t>Großbritannien; theoretischer Rahmen universal, gebäudespezifische Parameter müssen für Deutschland angepasst werden</w:t>
+        <w:t>Methodisch übertragbar; Schwellwerte für US-Südwest-Klima nicht direkt, aber Prinzip der Vulnerabilität relevant</w:t>
       </w:r>
     </w:p>
     <w:p>
@@ -244,7 +244,7 @@
           <w:color w:val="5A7D3A"/>
           <w:sz w:val="18"/>
         </w:rPr>
-        <w:t>https://pubmed.ncbi.nlm.nih.gov/42904486/</w:t>
+        <w:t>https://pubmed.ncbi.nlm.nih.gov/42910638/</w:t>
       </w:r>
     </w:p>
     <w:p>
@@ -252,7 +252,7 @@
         <w:pStyle w:val="Heading2"/>
       </w:pPr>
       <w:r>
-        <w:t>Extremtemperaturen erhöhen Arbeitsunfälle in lateinamerikanischer Metropole</w:t>
+        <w:t>Nächtliche Hitze erhöht Notfallhospitalisierungen bei Herzstillstand</w:t>
       </w:r>
     </w:p>
     <w:p>
@@ -262,12 +262,12 @@
           <w:color w:val="666666"/>
           <w:sz w:val="18"/>
         </w:rPr>
-        <w:t>Vilasau R et al.  ·  Environ Res  ·  15.11.2026  ·  PMID 42838200</w:t>
+        <w:t>Nishimura H et al.  ·  Int J Biometeorol  ·  23.10.2026  ·  PMID 42909662</w:t>
       </w:r>
     </w:p>
     <w:p>
       <w:r>
-        <w:t>Fallüberkreuzungs-Studie mit 603.676 Arbeitsunfällen in Santiago untersuchte Hitzewellen- und Kälteeffekte auf Verletzungsrisiken in verschiedenen Wirtschaftssektoren (2012–2019).</w:t>
+        <w:t>Japanische Fall-Kontroll-Studie mit 135.898 Hospitalisierungen für außerklinischen Herzstillstand (2011–2021) zur Assoziation mit nächtlicher Hitzeexposition (&gt;92,5. Perzentil der Mindesttemperatur).</w:t>
       </w:r>
     </w:p>
     <w:p>
@@ -278,7 +278,7 @@
         <w:t xml:space="preserve">Ergebnis: </w:t>
       </w:r>
       <w:r>
-        <w:t>Extreme Hitze erhöhte das Verletzungsrisiko im Hotel-Sektor (RR=1,36; 95%-KI: 1,09–1,70) und Verkehr (RR=1,25; 95%-KI: 1,02–1,53). Extreme Kälte erhöhte Risiko in Industrie (RR=1,18; 95%-KI: 1,06–1,32) und Bau (RR=1,12; 95%-KI: 1,02–1,24). Insgesamt 5.542 Verletzungen waren auf nicht-optimale Temperaturen zurückzuführen.</w:t>
+        <w:t>Nächtliche Hitzeexposition war mit erhöhten Notfallhospitalisierungen assoziiert (RR: 1,090, 95% KI: 1,047–1,135). Höhere Risiken bei Personen ≥75 Jahren und Frauen in nördlichen Regionen (RR: 1,295 und 1,352). Niedrigere Klimaanlageausstattung verstärkte das Risiko bei Frauen und älteren Personen.</w:t>
       </w:r>
     </w:p>
     <w:p>
@@ -293,7 +293,7 @@
         <w:rPr>
           <w:sz w:val="19"/>
         </w:rPr>
-        <w:t>Südamerika, temperate Zone; Methodik und Sektor-Differenzierung übertragbar, absolute Schwellenwerte nicht</w:t>
+        <w:t>Gemäßigte Klimazone, relevante Risikogruppen; nächtliche Hitze zunehmend auch in Mitteleuropa</w:t>
       </w:r>
     </w:p>
     <w:p>
@@ -302,7 +302,7 @@
           <w:color w:val="5A7D3A"/>
           <w:sz w:val="18"/>
         </w:rPr>
-        <w:t>https://pubmed.ncbi.nlm.nih.gov/42838200/</w:t>
+        <w:t>https://pubmed.ncbi.nlm.nih.gov/42909662/</w:t>
       </w:r>
     </w:p>
     <w:p>
@@ -310,7 +310,7 @@
         <w:pStyle w:val="Heading2"/>
       </w:pPr>
       <w:r>
-        <w:t>Wüstenstaub und Hitze verschlechtern Lungenfunktion bei Kindern mit Asthma</w:t>
+        <w:t>Umweltfaktoren und psychische Gesundheit in Deutschland</w:t>
       </w:r>
     </w:p>
     <w:p>
@@ -320,12 +320,12 @@
           <w:color w:val="666666"/>
           <w:sz w:val="18"/>
         </w:rPr>
-        <w:t>Qian Y et al.  ·  Environ Res  ·  15.11.2026  ·  PMID 42838195</w:t>
+        <w:t>Wang Y et al.  ·  Environ Int  ·  27.09.2026  ·  PMID 42810139</w:t>
       </w:r>
     </w:p>
     <w:p>
       <w:r>
-        <w:t>Sekundäranalyse untersuchte Assoziationen zwischen Wüstenstaubexposition, Temperatur und Lungenfunktion bei 135 asthmatischen Kindern in Zypern und Kreta während der Staubsaison 2019 und 2021.</w:t>
+        <w:t>Langzeitstudie an über 70.000 deutschen Erwachsenen, die Zusammenhänge zwischen Luftverschmutzung, Temperatur, Grünflächen und depressiven sowie Angststörungen untersuchte.</w:t>
       </w:r>
     </w:p>
     <w:p>
@@ -336,7 +336,7 @@
         <w:t xml:space="preserve">Ergebnis: </w:t>
       </w:r>
       <w:r>
-        <w:t>Kumulativer Wüstenstaub war mit -3,52 mL (95%-KI: -5,90, -1,14) FEV₁-Abnahme pro Staubtag verbunden. Temperaturanstieg um 5 °C war mit -19,77 mL FEV₁-Abnahme (95%-KI: -37,91, -1,63) und -0,81 % FEV₁/FVC-Reduktion (95%-KI: -1,36, -0,25) assoziiert. Sowohl Staubexposition als auch Hitze zeigten inverse Assoziationen mit Lungenfunktionsparametern.</w:t>
+        <w:t>Höhere Lufttemperatur pro Interquartilsabstand war mit erhöhten depressiven Symptomscores assoziiert (β = 0,07, 95% KI: 0,03–0,12), ebenso NO₂-Exposition (β = 0,08, 95% KI: 0,03–0,14). Höhere Grünflächenanteil und Niederschlag waren mit niedrigeren depressiven Symptomen assoziiert. Stärkere Assoziationen bei Frauen, jüngeren Erwachsenen, Menschen mit Adipositas und in urbanen Gebieten.</w:t>
       </w:r>
     </w:p>
     <w:p>
@@ -351,7 +351,7 @@
         <w:rPr>
           <w:sz w:val="19"/>
         </w:rPr>
-        <w:t>Südeuropa; Klimazone und Expositionspathways relevant für Mittelmeerregion, Übertragung auf Deutschland begrenzt</w:t>
+        <w:t>Deutsche Sterbedaten und Versorgungsstruktur, gemäßigte Klimazone, großer Stichprobenumfang</w:t>
       </w:r>
     </w:p>
     <w:p>
@@ -360,7 +360,7 @@
           <w:color w:val="5A7D3A"/>
           <w:sz w:val="18"/>
         </w:rPr>
-        <w:t>https://pubmed.ncbi.nlm.nih.gov/42838195/</w:t>
+        <w:t>https://pubmed.ncbi.nlm.nih.gov/42810139/</w:t>
       </w:r>
     </w:p>
     <w:sectPr>
